--- a/age-determination-petition/01_כתב_תביעה_לקביעת_גיל.docx
+++ b/age-determination-petition/01_כתב_תביעה_לקביעת_גיל.docx
@@ -654,7 +654,7 @@
           <w:szCs w:val="24"/>
           <w:rtl/>
         </w:rPr>
-        <w:t xml:space="preserve">בית המשפט הנכבד מתבקש בזאת ליתן פסק דין הצהרתי הקובע כי תאריך לידתו הנכון של התובע קודם לתאריך הרשום בשש שנים, וכי בהתאם לכך מלאו לתובע 56 שנים (חלף 50 שנים הרשומות כיום), וכן להורות על תיקון מועד לידתו וגילו של התובע במרשם האוכלוסין ובתעודת הזהות בהתאם; ואלה נימוקי התביעה:</w:t>
+        <w:t xml:space="preserve">בית המשפט הנכבד מתבקש בזאת ליתן פסק דין הצהרתי הקובע כי שנת לידתו הנכונה של התובע היא 1970 (שנת 1962 לפי הלוח האתיופי), חלף שנת 1976 הרשומה כיום, וכי בהתאם לכך מלאו לתובע 56 שנים (חלף 50 שנים הרשומות), וכן להורות על תיקון מועד לידתו וגילו של התובע במרשם האוכלוסין ובתעודת הזהות בהתאם; ואלה נימוקי התביעה:</w:t>
       </w:r>
     </w:p>
     <w:p>
@@ -696,7 +696,7 @@
           <w:szCs w:val="24"/>
           <w:rtl/>
         </w:rPr>
-        <w:t xml:space="preserve">עניינה של תביעה זו בבקשת התובע, עולה מאתיופיה, לתקן את מועד לידתו הרשום, לאחר שהתברר לו כי גילו הרשום בתעודת הזהות נמוך מגילו האמיתי בשש שנים. בעוד שברישום הרשמי גילו 50 שנים, גילו הנכון הוא 56 שנים.</w:t>
+        <w:t xml:space="preserve">עניינה של תביעה זו בבקשת התובע, עולה מאתיופיה, לתקן את מועד לידתו הרשום, לאחר שהתברר לו כי גילו הרשום בתעודת הזהות נמוך מגילו האמיתי בשש שנים. בעוד שברישום הרשמי גילו 50 שנים (יליד 1976), גילו הנכון הוא 56 שנים (יליד 1970). התביעה נתמכת בעדות אביו של התובע – אשר זוכר את מועד לידתו – ובתעודת לידה רשמית מאתיופיה המצורפת לתביעה.</w:t>
       </w:r>
     </w:p>
     <w:p>
@@ -803,30 +803,30 @@
           <w:szCs w:val="24"/>
           <w:rtl/>
         </w:rPr>
-        <w:t xml:space="preserve">התובע נולד באתיופיה. במקום ובתקופה בהם נולד לא נהג רישום לידה ממלכתי מסודר, ותאריכי לידה נקבעו על דרך האומדן ולפי זיכרון בני המשפחה ואירועים בני התקופה.</w:t>
-      </w:r>
-    </w:p>
-    <w:p>
-      <w:pPr>
-        <w:pStyle w:val="ListParagraph"/>
-        <w:numPr>
-          <w:ilvl w:val="0"/>
-          <w:numId w:val="2"/>
-        </w:numPr>
-        <w:bidi/>
-        <w:spacing w:after="120" w:line="360" w:lineRule="auto"/>
-        <w:jc w:val="both"/>
-      </w:pPr>
-      <w:r>
-        <w:rPr>
-          <w:rFonts w:ascii="David" w:cs="David" w:eastAsia="David" w:hAnsi="David"/>
-          <w:b w:val="false"/>
-          <w:bCs w:val="false"/>
-          <w:sz w:val="24"/>
-          <w:szCs w:val="24"/>
-          <w:rtl/>
-        </w:rPr>
-        <w:t xml:space="preserve">עם עלייתו של התובע ארצה נרשם גילו במרשם האוכלוסין על דרך אומדן מנהלי, בהיעדר תעודת לידה או מסמך רשמי אחר. לפי הרישום, תאריך לידתו של התובע הוא </w:t>
+        <w:t xml:space="preserve">התובע נולד בכפר אינדגנה שבאתיופיה. בכפר זה לא התנהל בעת לידתו כל רישום לידה רשמי, ותאריכי לידה נודעו מפי בני המשפחה בלבד.</w:t>
+      </w:r>
+    </w:p>
+    <w:p>
+      <w:pPr>
+        <w:pStyle w:val="ListParagraph"/>
+        <w:numPr>
+          <w:ilvl w:val="0"/>
+          <w:numId w:val="2"/>
+        </w:numPr>
+        <w:bidi/>
+        <w:spacing w:after="120" w:line="360" w:lineRule="auto"/>
+        <w:jc w:val="both"/>
+      </w:pPr>
+      <w:r>
+        <w:rPr>
+          <w:rFonts w:ascii="David" w:cs="David" w:eastAsia="David" w:hAnsi="David"/>
+          <w:b w:val="false"/>
+          <w:bCs w:val="false"/>
+          <w:sz w:val="24"/>
+          <w:szCs w:val="24"/>
+          <w:rtl/>
+        </w:rPr>
+        <w:t xml:space="preserve">התובע הוא בנו הבכור של אביו, מר </w:t>
       </w:r>
       <w:r>
         <w:rPr>
@@ -848,7 +848,7 @@
           <w:szCs w:val="24"/>
           <w:rtl/>
         </w:rPr>
-        <w:t xml:space="preserve">התאריך הרשום</w:t>
+        <w:t xml:space="preserve">שם האב</w:t>
       </w:r>
       <w:r>
         <w:rPr>
@@ -870,143 +870,168 @@
           <w:szCs w:val="24"/>
           <w:rtl/>
         </w:rPr>
-        <w:t xml:space="preserve">, ולפיו גילו כיום 50 שנים בלבד (להלן: "הגיל הרשום" ו"התאריך הרשום").</w:t>
-      </w:r>
-    </w:p>
-    <w:p>
-      <w:pPr>
-        <w:pStyle w:val="ListParagraph"/>
-        <w:numPr>
-          <w:ilvl w:val="0"/>
-          <w:numId w:val="2"/>
-        </w:numPr>
-        <w:bidi/>
-        <w:spacing w:after="120" w:line="360" w:lineRule="auto"/>
-        <w:jc w:val="both"/>
-      </w:pPr>
-      <w:r>
-        <w:rPr>
-          <w:rFonts w:ascii="David" w:cs="David" w:eastAsia="David" w:hAnsi="David"/>
-          <w:b w:val="false"/>
-          <w:bCs w:val="false"/>
-          <w:sz w:val="24"/>
-          <w:szCs w:val="24"/>
-          <w:rtl/>
-        </w:rPr>
-        <w:t xml:space="preserve">יודגש כי הגיל הרשום נקבע באופן מנהלי-מערכתי בעת הקליטה בלבד, ולא נקבע מעולם בהליך שיפוטי. גילו של התובע לא נקבע מעולם בפסק דין לפי חוק קביעת גיל, ולא הוגשה בעבר בקשה כלשהי לקביעת גילו.</w:t>
-      </w:r>
-    </w:p>
-    <w:p>
-      <w:pPr>
-        <w:pStyle w:val="ListParagraph"/>
-        <w:numPr>
-          <w:ilvl w:val="0"/>
-          <w:numId w:val="2"/>
-        </w:numPr>
-        <w:bidi/>
-        <w:spacing w:after="120" w:line="360" w:lineRule="auto"/>
-        <w:jc w:val="both"/>
-      </w:pPr>
-      <w:r>
-        <w:rPr>
-          <w:rFonts w:ascii="David" w:cs="David" w:eastAsia="David" w:hAnsi="David"/>
-          <w:b w:val="false"/>
-          <w:bCs w:val="false"/>
-          <w:sz w:val="24"/>
-          <w:szCs w:val="24"/>
-          <w:rtl/>
-        </w:rPr>
-        <w:t xml:space="preserve">לפני כחצי שנה, במהלך מפגש משפחתי שבו נכח גם אחיו למחצה של התובע, גילה אביו של התובע, מר </w:t>
-      </w:r>
-      <w:r>
-        <w:rPr>
-          <w:rFonts w:ascii="David" w:cs="David" w:eastAsia="David" w:hAnsi="David"/>
-          <w:b w:val="false"/>
-          <w:bCs w:val="false"/>
-          <w:sz w:val="24"/>
-          <w:szCs w:val="24"/>
-          <w:rtl/>
-        </w:rPr>
-        <w:t xml:space="preserve">______________ (</w:t>
-      </w:r>
-      <w:r>
-        <w:rPr>
-          <w:rFonts w:ascii="David" w:cs="David" w:eastAsia="David" w:hAnsi="David"/>
-          <w:b w:val="false"/>
-          <w:bCs w:val="false"/>
-          <w:sz w:val="24"/>
-          <w:szCs w:val="24"/>
-          <w:rtl/>
-        </w:rPr>
-        <w:t xml:space="preserve">שם האב</w:t>
-      </w:r>
-      <w:r>
-        <w:rPr>
-          <w:rFonts w:ascii="David" w:cs="David" w:eastAsia="David" w:hAnsi="David"/>
-          <w:b w:val="false"/>
-          <w:bCs w:val="false"/>
-          <w:sz w:val="24"/>
-          <w:szCs w:val="24"/>
-          <w:rtl/>
-        </w:rPr>
-        <w:t xml:space="preserve">)</w:t>
-      </w:r>
-      <w:r>
-        <w:rPr>
-          <w:rFonts w:ascii="David" w:cs="David" w:eastAsia="David" w:hAnsi="David"/>
-          <w:b w:val="false"/>
-          <w:bCs w:val="false"/>
-          <w:sz w:val="24"/>
-          <w:szCs w:val="24"/>
-          <w:rtl/>
-        </w:rPr>
-        <w:t xml:space="preserve">, לתובע כי נולד לפני 56 שנים, וכי הגיל הרשום בתעודת הזהות שגוי ונמוך מגילו האמיתי בשש שנים.</w:t>
-      </w:r>
-    </w:p>
-    <w:p>
-      <w:pPr>
-        <w:pStyle w:val="ListParagraph"/>
-        <w:numPr>
-          <w:ilvl w:val="0"/>
-          <w:numId w:val="2"/>
-        </w:numPr>
-        <w:bidi/>
-        <w:spacing w:after="120" w:line="360" w:lineRule="auto"/>
-        <w:jc w:val="both"/>
-      </w:pPr>
-      <w:r>
-        <w:rPr>
-          <w:rFonts w:ascii="David" w:cs="David" w:eastAsia="David" w:hAnsi="David"/>
-          <w:b w:val="false"/>
-          <w:bCs w:val="false"/>
-          <w:sz w:val="24"/>
-          <w:szCs w:val="24"/>
-          <w:rtl/>
-        </w:rPr>
-        <w:t xml:space="preserve">אביו של התובע ידע את מועד לידתו של התובע ואת נסיבותיה מידיעה אישית ישירה, בהיותו בבית באותה עת, ועדותו היא הראיה הטובה והמהימנה ביותר באשר לגילו הנכון של התובע.</w:t>
-      </w:r>
-    </w:p>
-    <w:p>
-      <w:pPr>
-        <w:pStyle w:val="ListParagraph"/>
-        <w:numPr>
-          <w:ilvl w:val="0"/>
-          <w:numId w:val="2"/>
-        </w:numPr>
-        <w:bidi/>
-        <w:spacing w:after="120" w:line="360" w:lineRule="auto"/>
-        <w:jc w:val="both"/>
-      </w:pPr>
-      <w:r>
-        <w:rPr>
-          <w:rFonts w:ascii="David" w:cs="David" w:eastAsia="David" w:hAnsi="David"/>
-          <w:b w:val="false"/>
-          <w:bCs w:val="false"/>
-          <w:sz w:val="24"/>
-          <w:szCs w:val="24"/>
-          <w:rtl/>
-        </w:rPr>
-        <w:t xml:space="preserve">גילוי זה בא לתובע בהפתעה, שכן עד אותה עת הסתמך בתום לב על הרישום הרשמי. מששמע את דבר אביו, פעל התובע לבירור העובדות ולתיקון הרישום, ומכאן תביעתו זו.</w:t>
+        <w:t xml:space="preserve">. זמן קצר לאחר לידת התובע נפרד האב מאמו של התובע, ובני הזוג חדלו לחיות יחד.</w:t>
+      </w:r>
+    </w:p>
+    <w:p>
+      <w:pPr>
+        <w:pStyle w:val="ListParagraph"/>
+        <w:numPr>
+          <w:ilvl w:val="0"/>
+          <w:numId w:val="2"/>
+        </w:numPr>
+        <w:bidi/>
+        <w:spacing w:after="120" w:line="360" w:lineRule="auto"/>
+        <w:jc w:val="both"/>
+      </w:pPr>
+      <w:r>
+        <w:rPr>
+          <w:rFonts w:ascii="David" w:cs="David" w:eastAsia="David" w:hAnsi="David"/>
+          <w:b w:val="false"/>
+          <w:bCs w:val="false"/>
+          <w:sz w:val="24"/>
+          <w:szCs w:val="24"/>
+          <w:rtl/>
+        </w:rPr>
+        <w:t xml:space="preserve">אמו של התובע נפטרה בהיותו כבן 7 שנים. בעקבות כך גדל התובע בבתי דודיו ובני דודיו, בנפרד מאביו ובנסיבות חיים לא קלות.</w:t>
+      </w:r>
+    </w:p>
+    <w:p>
+      <w:pPr>
+        <w:pStyle w:val="ListParagraph"/>
+        <w:numPr>
+          <w:ilvl w:val="0"/>
+          <w:numId w:val="2"/>
+        </w:numPr>
+        <w:bidi/>
+        <w:spacing w:after="120" w:line="360" w:lineRule="auto"/>
+        <w:jc w:val="both"/>
+      </w:pPr>
+      <w:r>
+        <w:rPr>
+          <w:rFonts w:ascii="David" w:cs="David" w:eastAsia="David" w:hAnsi="David"/>
+          <w:b w:val="false"/>
+          <w:bCs w:val="false"/>
+          <w:sz w:val="24"/>
+          <w:szCs w:val="24"/>
+          <w:rtl/>
+        </w:rPr>
+        <w:t xml:space="preserve">בשנת 1990 עלה התובע ארצה יחד עם דודו (אשר נפטר לפני מספר שנים). בעת קליטתו נרשם גילו במרשם האוכלוסין על דרך אומדן מנהלי, בהיעדר תעודת לידה. לפי הרישום, שנת לידתו היא 1976, ולפיו גילו כיום 50 שנים בלבד (להלן: "הגיל הרשום").</w:t>
+      </w:r>
+    </w:p>
+    <w:p>
+      <w:pPr>
+        <w:pStyle w:val="ListParagraph"/>
+        <w:numPr>
+          <w:ilvl w:val="0"/>
+          <w:numId w:val="2"/>
+        </w:numPr>
+        <w:bidi/>
+        <w:spacing w:after="120" w:line="360" w:lineRule="auto"/>
+        <w:jc w:val="both"/>
+      </w:pPr>
+      <w:r>
+        <w:rPr>
+          <w:rFonts w:ascii="David" w:cs="David" w:eastAsia="David" w:hAnsi="David"/>
+          <w:b w:val="false"/>
+          <w:bCs w:val="false"/>
+          <w:sz w:val="24"/>
+          <w:szCs w:val="24"/>
+          <w:rtl/>
+        </w:rPr>
+        <w:t xml:space="preserve">יודגש כי הגיל הרשום נקבע באופן מנהלי בעת הקליטה בלבד, ולא נקבע מעולם בפסק דין לפי חוק קביעת גיל, ולא הוגשה בעבר בקשה כלשהי לקביעת גילו.</w:t>
+      </w:r>
+    </w:p>
+    <w:p>
+      <w:pPr>
+        <w:pStyle w:val="ListParagraph"/>
+        <w:numPr>
+          <w:ilvl w:val="0"/>
+          <w:numId w:val="2"/>
+        </w:numPr>
+        <w:bidi/>
+        <w:spacing w:after="120" w:line="360" w:lineRule="auto"/>
+        <w:jc w:val="both"/>
+      </w:pPr>
+      <w:r>
+        <w:rPr>
+          <w:rFonts w:ascii="David" w:cs="David" w:eastAsia="David" w:hAnsi="David"/>
+          <w:b w:val="false"/>
+          <w:bCs w:val="false"/>
+          <w:sz w:val="24"/>
+          <w:szCs w:val="24"/>
+          <w:rtl/>
+        </w:rPr>
+        <w:t xml:space="preserve">אביו של התובע עלה ארצה בשנת 1995, ומתגורר כיום במגדל העמק. את אביו פגש התובע שנים לאחר עלייתו, בפעם הראשונה מאז לידתו.</w:t>
+      </w:r>
+    </w:p>
+    <w:p>
+      <w:pPr>
+        <w:pStyle w:val="ListParagraph"/>
+        <w:numPr>
+          <w:ilvl w:val="0"/>
+          <w:numId w:val="2"/>
+        </w:numPr>
+        <w:bidi/>
+        <w:spacing w:after="120" w:line="360" w:lineRule="auto"/>
+        <w:jc w:val="both"/>
+      </w:pPr>
+      <w:r>
+        <w:rPr>
+          <w:rFonts w:ascii="David" w:cs="David" w:eastAsia="David" w:hAnsi="David"/>
+          <w:b w:val="false"/>
+          <w:bCs w:val="false"/>
+          <w:sz w:val="24"/>
+          <w:szCs w:val="24"/>
+          <w:rtl/>
+        </w:rPr>
+        <w:t xml:space="preserve">לאב ילדים נוספים מנשים שונות, אולם התובע הוא בנו הבכור, ומשכך זוכר האב היטב ובוודאות את מועד לידתו. לפי הלוח האתיופי נולד התובע בשנת 1962, שהם שנת 1970 לפי הלוח הגרגוריאני (הלועזי) – ולא שנת 1976 כרשום.</w:t>
+      </w:r>
+    </w:p>
+    <w:p>
+      <w:pPr>
+        <w:pStyle w:val="ListParagraph"/>
+        <w:numPr>
+          <w:ilvl w:val="0"/>
+          <w:numId w:val="2"/>
+        </w:numPr>
+        <w:bidi/>
+        <w:spacing w:after="120" w:line="360" w:lineRule="auto"/>
+        <w:jc w:val="both"/>
+      </w:pPr>
+      <w:r>
+        <w:rPr>
+          <w:rFonts w:ascii="David" w:cs="David" w:eastAsia="David" w:hAnsi="David"/>
+          <w:b w:val="false"/>
+          <w:bCs w:val="false"/>
+          <w:sz w:val="24"/>
+          <w:szCs w:val="24"/>
+          <w:rtl/>
+        </w:rPr>
+        <w:t xml:space="preserve">התובע לא ידע את גילו האמיתי עד ערב אחד, לפני כחצי שנה, שבו ישבו יחד התובע, אביו ואחיו ושוחחו בנושאים שונים. משעלה עניין הגיל, ציינו אחיו – האחד יליד 1972 והשני יליד 1975 – כי התובע צעיר מהם. או-אז צחק האב צחוק מריר, קרא לתובע הצדה, וגילה לו כי נולד בשנת 1970 וכי הוא הבכור מכל האחים.</w:t>
+      </w:r>
+    </w:p>
+    <w:p>
+      <w:pPr>
+        <w:pStyle w:val="ListParagraph"/>
+        <w:numPr>
+          <w:ilvl w:val="0"/>
+          <w:numId w:val="2"/>
+        </w:numPr>
+        <w:bidi/>
+        <w:spacing w:after="120" w:line="360" w:lineRule="auto"/>
+        <w:jc w:val="both"/>
+      </w:pPr>
+      <w:r>
+        <w:rPr>
+          <w:rFonts w:ascii="David" w:cs="David" w:eastAsia="David" w:hAnsi="David"/>
+          <w:b w:val="false"/>
+          <w:bCs w:val="false"/>
+          <w:sz w:val="24"/>
+          <w:szCs w:val="24"/>
+          <w:rtl/>
+        </w:rPr>
+        <w:t xml:space="preserve">גילוי זה בא לתובע בהפתעה, שכן עד אותה עת הסתמך בתום לב על הרישום הרשמי. מששמע את דבר אביו, פעל התובע להוצאת תעודת לידה רשמית מאתיופיה כדין, אשר תורגמה וצורפה לתביעה זו.</w:t>
       </w:r>
     </w:p>
     <w:p>
@@ -1203,7 +1228,7 @@
           <w:szCs w:val="24"/>
           <w:rtl/>
         </w:rPr>
-        <w:t xml:space="preserve">, המאשר את מועד לידת התובע ואת נסיבותיה, והמסומן </w:t>
+        <w:t xml:space="preserve">, הזוכר את מועד לידת התובע בהיותו בנו הבכור, והמסומן </w:t>
       </w:r>
       <w:r>
         <w:rPr>
@@ -1248,6 +1273,73 @@
           <w:szCs w:val="24"/>
           <w:rtl/>
         </w:rPr>
+        <w:t xml:space="preserve">כן מצורפת </w:t>
+      </w:r>
+      <w:r>
+        <w:rPr>
+          <w:rFonts w:ascii="David" w:cs="David" w:eastAsia="David" w:hAnsi="David"/>
+          <w:b/>
+          <w:bCs/>
+          <w:sz w:val="24"/>
+          <w:szCs w:val="24"/>
+          <w:rtl/>
+        </w:rPr>
+        <w:t xml:space="preserve">תעודת לידה רשמית מאתיופיה</w:t>
+      </w:r>
+      <w:r>
+        <w:rPr>
+          <w:rFonts w:ascii="David" w:cs="David" w:eastAsia="David" w:hAnsi="David"/>
+          <w:b w:val="false"/>
+          <w:bCs w:val="false"/>
+          <w:sz w:val="24"/>
+          <w:szCs w:val="24"/>
+          <w:rtl/>
+        </w:rPr>
+        <w:t xml:space="preserve">, בצירוף תרגום נוטריוני לעברית ואימות כדין, ולפיה נולד התובע בשנת 1970 (1962 לפי הלוח האתיופי), המסומנת </w:t>
+      </w:r>
+      <w:r>
+        <w:rPr>
+          <w:rFonts w:ascii="David" w:cs="David" w:eastAsia="David" w:hAnsi="David"/>
+          <w:b/>
+          <w:bCs/>
+          <w:sz w:val="24"/>
+          <w:szCs w:val="24"/>
+          <w:rtl/>
+        </w:rPr>
+        <w:t xml:space="preserve">נספח ג'</w:t>
+      </w:r>
+      <w:r>
+        <w:rPr>
+          <w:rFonts w:ascii="David" w:cs="David" w:eastAsia="David" w:hAnsi="David"/>
+          <w:b w:val="false"/>
+          <w:bCs w:val="false"/>
+          <w:sz w:val="24"/>
+          <w:szCs w:val="24"/>
+          <w:rtl/>
+        </w:rPr>
+        <w:t xml:space="preserve">.</w:t>
+      </w:r>
+    </w:p>
+    <w:p>
+      <w:pPr>
+        <w:pStyle w:val="ListParagraph"/>
+        <w:numPr>
+          <w:ilvl w:val="0"/>
+          <w:numId w:val="2"/>
+        </w:numPr>
+        <w:bidi/>
+        <w:spacing w:after="120" w:line="360" w:lineRule="auto"/>
+        <w:jc w:val="both"/>
+      </w:pPr>
+      <w:r>
+        <w:rPr>
+          <w:rFonts w:ascii="David" w:cs="David" w:eastAsia="David" w:hAnsi="David"/>
+          <w:b w:val="false"/>
+          <w:bCs w:val="false"/>
+          <w:sz w:val="24"/>
+          <w:szCs w:val="24"/>
+          <w:rtl/>
+        </w:rPr>
         <w:t xml:space="preserve">התצהירים המצורפים משמשים אף לאימות העובדות המפורטות בכתב תביעה זה.</w:t>
       </w:r>
     </w:p>
@@ -1271,7 +1363,7 @@
           <w:szCs w:val="24"/>
           <w:rtl/>
         </w:rPr>
-        <w:t xml:space="preserve">התובע שומר על זכותו להגיש ראיות נוספות ולזמן עדים, ובכלל זה בני משפחה נוספים (לרבות אחיו למחצה), מסמכי עלייה וכל אסמכתה רלוונטית אחרת, ככל שיידרש.</w:t>
+        <w:t xml:space="preserve">התובע שומר על זכותו להגיש ראיות נוספות ולזמן עדים, ובכלל זה בני משפחה נוספים, מסמכי עלייה וכל אסמכתה רלוונטית אחרת, ככל שיידרש.</w:t>
       </w:r>
     </w:p>
     <w:p>
@@ -1382,7 +1474,7 @@
           <w:szCs w:val="24"/>
           <w:rtl/>
         </w:rPr>
-        <w:t xml:space="preserve">בבואו לקבוע גיל, רשאי בית המשפט לסטות מדיני הראיות אם ראה צורך בכך לשם גילוי האמת. במקרה דנן, מוצדק להעדיף את עדותו הישירה של האב, שידע את מועד הלידה מידיעה אישית, על פני רישום מנהלי שנעשה על דרך אומדן ובהיעדר כל מסמך.</w:t>
+        <w:t xml:space="preserve">בבואו לקבוע גיל, רשאי בית המשפט לסטות מדיני הראיות אם ראה צורך בכך לשם גילוי האמת. במקרה דנן, מוצדק להעדיף את עדותו הישירה של האב, הזוכר את מועד לידת בנו הבכור, ואת תעודת הלידה הרשמית מאתיופיה, על פני רישום מנהלי שנעשה על דרך אומדן בעת הקליטה ובהיעדר כל מסמך.</w:t>
       </w:r>
     </w:p>
     <w:p>
@@ -1500,7 +1592,7 @@
           <w:szCs w:val="24"/>
           <w:rtl/>
         </w:rPr>
-        <w:t xml:space="preserve">לקבוע, בפסק דין הצהרתי, כי תאריך לידתו הנכון של התובע הוא </w:t>
+        <w:t xml:space="preserve">לקבוע, בפסק דין הצהרתי, כי שנת לידתו הנכונה של התובע היא 1970 (שנת 1962 לפי הלוח האתיופי), וכי תאריך לידתו המדויק הוא </w:t>
       </w:r>
       <w:r>
         <w:rPr>
@@ -1522,7 +1614,7 @@
           <w:szCs w:val="24"/>
           <w:rtl/>
         </w:rPr>
-        <w:t xml:space="preserve">התאריך המבוקש</w:t>
+        <w:t xml:space="preserve">כמפורט בתעודת הלידה, נספח ג'</w:t>
       </w:r>
       <w:r>
         <w:rPr>
@@ -1544,51 +1636,7 @@
           <w:szCs w:val="24"/>
           <w:rtl/>
         </w:rPr>
-        <w:t xml:space="preserve">, חלף תאריך הלידה הרשום </w:t>
-      </w:r>
-      <w:r>
-        <w:rPr>
-          <w:rFonts w:ascii="David" w:cs="David" w:eastAsia="David" w:hAnsi="David"/>
-          <w:b w:val="false"/>
-          <w:bCs w:val="false"/>
-          <w:sz w:val="24"/>
-          <w:szCs w:val="24"/>
-          <w:rtl/>
-        </w:rPr>
-        <w:t xml:space="preserve">______________ (</w:t>
-      </w:r>
-      <w:r>
-        <w:rPr>
-          <w:rFonts w:ascii="David" w:cs="David" w:eastAsia="David" w:hAnsi="David"/>
-          <w:b w:val="false"/>
-          <w:bCs w:val="false"/>
-          <w:sz w:val="24"/>
-          <w:szCs w:val="24"/>
-          <w:rtl/>
-        </w:rPr>
-        <w:t xml:space="preserve">התאריך הרשום</w:t>
-      </w:r>
-      <w:r>
-        <w:rPr>
-          <w:rFonts w:ascii="David" w:cs="David" w:eastAsia="David" w:hAnsi="David"/>
-          <w:b w:val="false"/>
-          <w:bCs w:val="false"/>
-          <w:sz w:val="24"/>
-          <w:szCs w:val="24"/>
-          <w:rtl/>
-        </w:rPr>
-        <w:t xml:space="preserve">)</w:t>
-      </w:r>
-      <w:r>
-        <w:rPr>
-          <w:rFonts w:ascii="David" w:cs="David" w:eastAsia="David" w:hAnsi="David"/>
-          <w:b w:val="false"/>
-          <w:bCs w:val="false"/>
-          <w:sz w:val="24"/>
-          <w:szCs w:val="24"/>
-          <w:rtl/>
-        </w:rPr>
-        <w:t xml:space="preserve">, וכי בהתאם לכך מלאו לתובע 56 שנים.</w:t>
+        <w:t xml:space="preserve">, חלף שנת הלידה הרשומה 1976 (שממנה גילו הרשום 50 שנים).</w:t>
       </w:r>
     </w:p>
     <w:p>

--- a/age-determination-petition/01_כתב_תביעה_לקביעת_גיל.docx
+++ b/age-determination-petition/01_כתב_תביעה_לקביעת_גיל.docx
@@ -962,7 +962,98 @@
           <w:szCs w:val="24"/>
           <w:rtl/>
         </w:rPr>
-        <w:t xml:space="preserve">אביו של התובע עלה ארצה בשנת 1995, ומתגורר כיום במגדל העמק. את אביו פגש התובע שנים לאחר עלייתו, בפעם הראשונה מאז לידתו.</w:t>
+        <w:t xml:space="preserve">אביו של התובע עלה ארצה בשנת 1991, ומתגורר כיום במגדל העמק. בשנת 1992, כשנה לאחר עליית האב, נפגשו התובע ואביו בפעם הראשונה מאז לידת התובע.</w:t>
+      </w:r>
+    </w:p>
+    <w:p>
+      <w:pPr>
+        <w:pStyle w:val="ListParagraph"/>
+        <w:numPr>
+          <w:ilvl w:val="0"/>
+          <w:numId w:val="2"/>
+        </w:numPr>
+        <w:bidi/>
+        <w:spacing w:after="120" w:line="360" w:lineRule="auto"/>
+        <w:jc w:val="both"/>
+      </w:pPr>
+      <w:r>
+        <w:rPr>
+          <w:rFonts w:ascii="David" w:cs="David" w:eastAsia="David" w:hAnsi="David"/>
+          <w:b w:val="false"/>
+          <w:bCs w:val="false"/>
+          <w:sz w:val="24"/>
+          <w:szCs w:val="24"/>
+          <w:rtl/>
+        </w:rPr>
+        <w:t xml:space="preserve">באותה עת ביקש התובע מאביו, מטעמים אישיים, שלא להירשם כבנו – ומשכך הקשר בין השניים אינו בא לידי ביטוי במרשם האוכלוסין, אף שאין בכך כדי לגרוע מעצם היות התובע בנו הבכור.</w:t>
+      </w:r>
+    </w:p>
+    <w:p>
+      <w:pPr>
+        <w:pStyle w:val="ListParagraph"/>
+        <w:numPr>
+          <w:ilvl w:val="0"/>
+          <w:numId w:val="2"/>
+        </w:numPr>
+        <w:bidi/>
+        <w:spacing w:after="120" w:line="360" w:lineRule="auto"/>
+        <w:jc w:val="both"/>
+      </w:pPr>
+      <w:r>
+        <w:rPr>
+          <w:rFonts w:ascii="David" w:cs="David" w:eastAsia="David" w:hAnsi="David"/>
+          <w:b w:val="false"/>
+          <w:bCs w:val="false"/>
+          <w:sz w:val="24"/>
+          <w:szCs w:val="24"/>
+          <w:rtl/>
+        </w:rPr>
+        <w:t xml:space="preserve">מאז שחידשו את קשרם נוהגים התובע ואביו להיפגש אחת לשלושה-ארבעה חודשים בבית האב, ומקיימים קשר אישי רציף ומתמשך.</w:t>
+      </w:r>
+    </w:p>
+    <w:p>
+      <w:pPr>
+        <w:pStyle w:val="ListParagraph"/>
+        <w:numPr>
+          <w:ilvl w:val="0"/>
+          <w:numId w:val="2"/>
+        </w:numPr>
+        <w:bidi/>
+        <w:spacing w:after="120" w:line="360" w:lineRule="auto"/>
+        <w:jc w:val="both"/>
+      </w:pPr>
+      <w:r>
+        <w:rPr>
+          <w:rFonts w:ascii="David" w:cs="David" w:eastAsia="David" w:hAnsi="David"/>
+          <w:b w:val="false"/>
+          <w:bCs w:val="false"/>
+          <w:sz w:val="24"/>
+          <w:szCs w:val="24"/>
+          <w:rtl/>
+        </w:rPr>
+        <w:t xml:space="preserve">לקראת נישואיו שינה התובע את שם משפחתו לשם "</w:t>
+      </w:r>
+      <w:r>
+        <w:rPr>
+          <w:rFonts w:ascii="David" w:cs="David" w:eastAsia="David" w:hAnsi="David"/>
+          <w:b/>
+          <w:bCs/>
+          <w:sz w:val="24"/>
+          <w:szCs w:val="24"/>
+          <w:rtl/>
+        </w:rPr>
+        <w:t xml:space="preserve">צגאי</w:t>
+      </w:r>
+      <w:r>
+        <w:rPr>
+          <w:rFonts w:ascii="David" w:cs="David" w:eastAsia="David" w:hAnsi="David"/>
+          <w:b w:val="false"/>
+          <w:bCs w:val="false"/>
+          <w:sz w:val="24"/>
+          <w:szCs w:val="24"/>
+          <w:rtl/>
+        </w:rPr>
+        <w:t xml:space="preserve">", מתוך רצון לשוב אל שורשיו ולזהותו האמיתית.</w:t>
       </w:r>
     </w:p>
     <w:p>

--- a/age-determination-petition/01_כתב_תביעה_לקביעת_גיל.docx
+++ b/age-determination-petition/01_כתב_תביעה_לקביעת_גיל.docx
@@ -870,7 +870,7 @@
           <w:szCs w:val="24"/>
           <w:rtl/>
         </w:rPr>
-        <w:t xml:space="preserve">. זמן קצר לאחר לידת התובע נפרד האב מאמו של התובע, ובני הזוג חדלו לחיות יחד.</w:t>
+        <w:t xml:space="preserve">. האב נפרד מאמו של התובע עוד קודם ללידתו, בעת שאמו הייתה בהריונה, ובני הזוג חדלו לחיות יחד.</w:t>
       </w:r>
     </w:p>
     <w:p>
@@ -1076,7 +1076,7 @@
           <w:szCs w:val="24"/>
           <w:rtl/>
         </w:rPr>
-        <w:t xml:space="preserve">לאב ילדים נוספים מנשים שונות, אולם התובע הוא בנו הבכור, ומשכך זוכר האב היטב ובוודאות את מועד לידתו. לפי הלוח האתיופי נולד התובע בשנת 1962, שהם שנת 1970 לפי הלוח הגרגוריאני (הלועזי) – ולא שנת 1976 כרשום.</w:t>
+        <w:t xml:space="preserve">לאב ילדים נוספים מנישואיו לאחר פרידתו מאם התובע, אולם התובע הוא בנו הבכור, ומשכך זוכר האב היטב ובוודאות את מועד לידתו. לפי הלוח האתיופי נולד התובע בשנת 1962, שהם שנת 1970 לפי הלוח הגרגוריאני (הלועזי) – ולא שנת 1976 כרשום.</w:t>
       </w:r>
     </w:p>
     <w:p>
